--- a/report_template/template_dynamic/dyn_7_Product_Background_HRR.docx
+++ b/report_template/template_dynamic/dyn_7_Product_Background_HRR.docx
@@ -1120,7 +1120,25 @@
           <w:sz w:val="18"/>
           <w:szCs w:val="18"/>
         </w:rPr>
-        <w:t>{%p if image.fixed_hrr_sketch_map%}</w:t>
+        <w:t xml:space="preserve">{%p if </w:t>
+      </w:r>
+      <w:proofErr w:type="spellStart"/>
+      <w:r>
+        <w:rPr>
+          <w:rFonts w:ascii="思源黑体 CN Normal" w:eastAsia="思源黑体 CN Normal" w:hAnsi="思源黑体 CN Normal" w:cs="思源黑体 CN Light"/>
+          <w:sz w:val="18"/>
+          <w:szCs w:val="18"/>
+        </w:rPr>
+        <w:t>image.fixed_hrr_sketch_map</w:t>
+      </w:r>
+      <w:proofErr w:type="spellEnd"/>
+      <w:r>
+        <w:rPr>
+          <w:rFonts w:ascii="思源黑体 CN Normal" w:eastAsia="思源黑体 CN Normal" w:hAnsi="思源黑体 CN Normal" w:cs="思源黑体 CN Light"/>
+          <w:sz w:val="18"/>
+          <w:szCs w:val="18"/>
+        </w:rPr>
+        <w:t>%}</w:t>
       </w:r>
     </w:p>
     <w:p>
@@ -1138,7 +1156,25 @@
           <w:sz w:val="18"/>
           <w:szCs w:val="18"/>
         </w:rPr>
-        <w:t>{{image.fixed_hrr_sketch_map}}</w:t>
+        <w:t>{{</w:t>
+      </w:r>
+      <w:proofErr w:type="spellStart"/>
+      <w:r>
+        <w:rPr>
+          <w:rFonts w:ascii="思源黑体 CN Normal" w:eastAsia="思源黑体 CN Normal" w:hAnsi="思源黑体 CN Normal" w:cs="思源黑体 CN Light"/>
+          <w:sz w:val="18"/>
+          <w:szCs w:val="18"/>
+        </w:rPr>
+        <w:t>image.fixed_hrr_sketch_map</w:t>
+      </w:r>
+      <w:proofErr w:type="spellEnd"/>
+      <w:r>
+        <w:rPr>
+          <w:rFonts w:ascii="思源黑体 CN Normal" w:eastAsia="思源黑体 CN Normal" w:hAnsi="思源黑体 CN Normal" w:cs="思源黑体 CN Light"/>
+          <w:sz w:val="18"/>
+          <w:szCs w:val="18"/>
+        </w:rPr>
+        <w:t>}}</w:t>
       </w:r>
     </w:p>
     <w:p>
@@ -1425,7 +1461,43 @@
           <w:sz w:val="18"/>
           <w:szCs w:val="18"/>
         </w:rPr>
-        <w:t>等）存在致病性/疑似致病性变异，细胞无法通过同源重组修复双链DNA损伤，会更加依赖PARP介导的DNA修复通路。使用PARP抑制剂后，单链DNA断裂损伤不能被修复，不断累积，增加双链DNA断裂的发生。DNA复制叉停止，细胞毒性产生，导致合成致死。BRCA1、BRCA2和其它称为“类BRCA” (BRCAness) 的蛋白在HRR中起到重要作用，这些蛋白质功能受损会造成HRD。HRR基因启动子的甲基化、体细胞变异以及HRR基因的致病性/疑似致病性变异也会引起HRD，并且同样对PARPi敏感。</w:t>
+        <w:t>等）存在致病性/疑似致病性变异，细胞无法通过同源重组修复双链DNA损伤，会更加依赖PARP介导的DNA修复通路。使用PARP抑制剂后，单链DNA断裂损伤不能被修复，不断累积，增加双链DNA断裂的发生。DNA复制叉停止，细胞毒性产生，导致合成致死。BRCA1、BRCA2和其它称为“类BRCA” (</w:t>
+      </w:r>
+      <w:proofErr w:type="spellStart"/>
+      <w:r>
+        <w:rPr>
+          <w:rFonts w:ascii="思源黑体 CN Normal" w:eastAsia="思源黑体 CN Normal" w:hAnsi="思源黑体 CN Normal" w:cs="思源黑体 CN Light" w:hint="eastAsia"/>
+          <w:sz w:val="18"/>
+          <w:szCs w:val="18"/>
+        </w:rPr>
+        <w:t>BRCAness</w:t>
+      </w:r>
+      <w:proofErr w:type="spellEnd"/>
+      <w:r>
+        <w:rPr>
+          <w:rFonts w:ascii="思源黑体 CN Normal" w:eastAsia="思源黑体 CN Normal" w:hAnsi="思源黑体 CN Normal" w:cs="思源黑体 CN Light" w:hint="eastAsia"/>
+          <w:sz w:val="18"/>
+          <w:szCs w:val="18"/>
+        </w:rPr>
+        <w:t>) 的蛋白在HRR中起到重要作用，这些蛋白质功能受损会造成HRD。HRR基因启动子的甲基化、体细胞变异以及HRR基因的致病性/疑似致病性变异也会引起HRD，并且同样对</w:t>
+      </w:r>
+      <w:proofErr w:type="spellStart"/>
+      <w:r>
+        <w:rPr>
+          <w:rFonts w:ascii="思源黑体 CN Normal" w:eastAsia="思源黑体 CN Normal" w:hAnsi="思源黑体 CN Normal" w:cs="思源黑体 CN Light" w:hint="eastAsia"/>
+          <w:sz w:val="18"/>
+          <w:szCs w:val="18"/>
+        </w:rPr>
+        <w:t>PARPi</w:t>
+      </w:r>
+      <w:proofErr w:type="spellEnd"/>
+      <w:r>
+        <w:rPr>
+          <w:rFonts w:ascii="思源黑体 CN Normal" w:eastAsia="思源黑体 CN Normal" w:hAnsi="思源黑体 CN Normal" w:cs="思源黑体 CN Light" w:hint="eastAsia"/>
+          <w:sz w:val="18"/>
+          <w:szCs w:val="18"/>
+        </w:rPr>
+        <w:t>敏感。</w:t>
       </w:r>
     </w:p>
     <w:p>
@@ -1518,7 +1590,16 @@
           <w:sz w:val="18"/>
           <w:szCs w:val="18"/>
         </w:rPr>
-        <w:t>{%p if image.fixed_</w:t>
+        <w:t xml:space="preserve">{%p if </w:t>
+      </w:r>
+      <w:proofErr w:type="spellStart"/>
+      <w:r>
+        <w:rPr>
+          <w:rFonts w:ascii="思源黑体 CN Normal" w:eastAsia="思源黑体 CN Normal" w:hAnsi="思源黑体 CN Normal" w:cs="思源黑体 CN Light"/>
+          <w:sz w:val="18"/>
+          <w:szCs w:val="18"/>
+        </w:rPr>
+        <w:t>image.fixed_</w:t>
       </w:r>
       <w:r>
         <w:rPr>
@@ -1534,7 +1615,16 @@
           <w:sz w:val="18"/>
           <w:szCs w:val="18"/>
         </w:rPr>
-        <w:t>_sketch_map%}</w:t>
+        <w:t>_sketch_map</w:t>
+      </w:r>
+      <w:proofErr w:type="spellEnd"/>
+      <w:r>
+        <w:rPr>
+          <w:rFonts w:ascii="思源黑体 CN Normal" w:eastAsia="思源黑体 CN Normal" w:hAnsi="思源黑体 CN Normal" w:cs="思源黑体 CN Light"/>
+          <w:sz w:val="18"/>
+          <w:szCs w:val="18"/>
+        </w:rPr>
+        <w:t>%}</w:t>
       </w:r>
     </w:p>
     <w:p>
@@ -1552,7 +1642,16 @@
           <w:sz w:val="18"/>
           <w:szCs w:val="18"/>
         </w:rPr>
-        <w:t>{{image.fixed_</w:t>
+        <w:t>{{</w:t>
+      </w:r>
+      <w:proofErr w:type="spellStart"/>
+      <w:r>
+        <w:rPr>
+          <w:rFonts w:ascii="思源黑体 CN Normal" w:eastAsia="思源黑体 CN Normal" w:hAnsi="思源黑体 CN Normal" w:cs="思源黑体 CN Light"/>
+          <w:sz w:val="18"/>
+          <w:szCs w:val="18"/>
+        </w:rPr>
+        <w:t>image.fixed_</w:t>
       </w:r>
       <w:r>
         <w:rPr>
@@ -1568,7 +1667,16 @@
           <w:sz w:val="18"/>
           <w:szCs w:val="18"/>
         </w:rPr>
-        <w:t>_sketch_map}}</w:t>
+        <w:t>_sketch_map</w:t>
+      </w:r>
+      <w:proofErr w:type="spellEnd"/>
+      <w:r>
+        <w:rPr>
+          <w:rFonts w:ascii="思源黑体 CN Normal" w:eastAsia="思源黑体 CN Normal" w:hAnsi="思源黑体 CN Normal" w:cs="思源黑体 CN Light"/>
+          <w:sz w:val="18"/>
+          <w:szCs w:val="18"/>
+        </w:rPr>
+        <w:t>}}</w:t>
       </w:r>
     </w:p>
     <w:p>
@@ -1722,7 +1830,61 @@
           <w:sz w:val="18"/>
           <w:szCs w:val="18"/>
         </w:rPr>
-        <w:t>同源重组修复相关基因突变及HRD状态可以指导PARP抑制剂靶向治疗。目前，全球已有多种PARP抑制剂获批上市，如由FDA批准的奥拉帕利（Olaparib）、鲁卡帕尼（Rucaparib）、尼拉帕利（Niraparib）、他拉唑帕利（Talazoparib）以及近期由NMPA批准的氟唑帕利（Fluzoparib）和帕米帕利（Pamiparib）等，已经相继在卵巢癌、前列腺癌、乳腺癌、胰腺癌等肿瘤中获批诸多适应症，其中也包括以HRR基因突变和HRD作为生物标志物的适应症获批。HRD检测在PARP抑制剂治疗卵巢癌中具有重要的应用价值；在乳腺癌、胰腺癌、前列腺癌中，其对PARP抑制剂或含铂类 药物的临床应用可能也具有潜在的指导价值。</w:t>
+        <w:t>同源重组修复相关基因突变及HRD状态可以指导PARP抑制剂靶向治疗。目前，全球已有多种PARP抑制剂获批上市，如由FDA批准的奥拉帕利（Olaparib）、鲁卡帕尼（Rucaparib）、尼拉帕利（Niraparib）、他拉唑帕利（</w:t>
+      </w:r>
+      <w:proofErr w:type="spellStart"/>
+      <w:r>
+        <w:rPr>
+          <w:rFonts w:ascii="思源黑体 CN Normal" w:eastAsia="思源黑体 CN Normal" w:hAnsi="思源黑体 CN Normal" w:cs="思源黑体 CN Light" w:hint="eastAsia"/>
+          <w:sz w:val="18"/>
+          <w:szCs w:val="18"/>
+        </w:rPr>
+        <w:t>Talazoparib</w:t>
+      </w:r>
+      <w:proofErr w:type="spellEnd"/>
+      <w:r>
+        <w:rPr>
+          <w:rFonts w:ascii="思源黑体 CN Normal" w:eastAsia="思源黑体 CN Normal" w:hAnsi="思源黑体 CN Normal" w:cs="思源黑体 CN Light" w:hint="eastAsia"/>
+          <w:sz w:val="18"/>
+          <w:szCs w:val="18"/>
+        </w:rPr>
+        <w:t>）以及近期由NMPA批准的氟唑帕利（</w:t>
+      </w:r>
+      <w:proofErr w:type="spellStart"/>
+      <w:r>
+        <w:rPr>
+          <w:rFonts w:ascii="思源黑体 CN Normal" w:eastAsia="思源黑体 CN Normal" w:hAnsi="思源黑体 CN Normal" w:cs="思源黑体 CN Light" w:hint="eastAsia"/>
+          <w:sz w:val="18"/>
+          <w:szCs w:val="18"/>
+        </w:rPr>
+        <w:t>Fluzoparib</w:t>
+      </w:r>
+      <w:proofErr w:type="spellEnd"/>
+      <w:r>
+        <w:rPr>
+          <w:rFonts w:ascii="思源黑体 CN Normal" w:eastAsia="思源黑体 CN Normal" w:hAnsi="思源黑体 CN Normal" w:cs="思源黑体 CN Light" w:hint="eastAsia"/>
+          <w:sz w:val="18"/>
+          <w:szCs w:val="18"/>
+        </w:rPr>
+        <w:t>）和帕米帕利（</w:t>
+      </w:r>
+      <w:proofErr w:type="spellStart"/>
+      <w:r>
+        <w:rPr>
+          <w:rFonts w:ascii="思源黑体 CN Normal" w:eastAsia="思源黑体 CN Normal" w:hAnsi="思源黑体 CN Normal" w:cs="思源黑体 CN Light" w:hint="eastAsia"/>
+          <w:sz w:val="18"/>
+          <w:szCs w:val="18"/>
+        </w:rPr>
+        <w:t>Pamiparib</w:t>
+      </w:r>
+      <w:proofErr w:type="spellEnd"/>
+      <w:r>
+        <w:rPr>
+          <w:rFonts w:ascii="思源黑体 CN Normal" w:eastAsia="思源黑体 CN Normal" w:hAnsi="思源黑体 CN Normal" w:cs="思源黑体 CN Light" w:hint="eastAsia"/>
+          <w:sz w:val="18"/>
+          <w:szCs w:val="18"/>
+        </w:rPr>
+        <w:t>）等，已经相继在卵巢癌、前列腺癌、乳腺癌、胰腺癌等肿瘤中获批诸多适应症，其中也包括以HRR基因突变和HRD作为生物标志物的适应症获批。HRD检测在PARP抑制剂治疗卵巢癌中具有重要的应用价值；在乳腺癌、胰腺癌、前列腺癌中，其对PARP抑制剂或含铂类药物的临床应用可能也具有潜在的指导价值。</w:t>
       </w:r>
     </w:p>
     <w:p>
@@ -1740,7 +1902,25 @@
           <w:sz w:val="18"/>
           <w:szCs w:val="18"/>
         </w:rPr>
-        <w:t>{%p if image.fixed_parp_target_regimen_sketch_map%}</w:t>
+        <w:t xml:space="preserve">{%p if </w:t>
+      </w:r>
+      <w:proofErr w:type="spellStart"/>
+      <w:r>
+        <w:rPr>
+          <w:rFonts w:ascii="思源黑体 CN Normal" w:eastAsia="思源黑体 CN Normal" w:hAnsi="思源黑体 CN Normal" w:cs="思源黑体 CN Light"/>
+          <w:sz w:val="18"/>
+          <w:szCs w:val="18"/>
+        </w:rPr>
+        <w:t>image.fixed_parp_target_regimen_sketch_map</w:t>
+      </w:r>
+      <w:proofErr w:type="spellEnd"/>
+      <w:r>
+        <w:rPr>
+          <w:rFonts w:ascii="思源黑体 CN Normal" w:eastAsia="思源黑体 CN Normal" w:hAnsi="思源黑体 CN Normal" w:cs="思源黑体 CN Light"/>
+          <w:sz w:val="18"/>
+          <w:szCs w:val="18"/>
+        </w:rPr>
+        <w:t>%}</w:t>
       </w:r>
     </w:p>
     <w:p>
@@ -1758,7 +1938,25 @@
           <w:sz w:val="18"/>
           <w:szCs w:val="18"/>
         </w:rPr>
-        <w:t>{{image.fixed_parp_target_regimen_sketch_map}}</w:t>
+        <w:t>{{</w:t>
+      </w:r>
+      <w:proofErr w:type="spellStart"/>
+      <w:r>
+        <w:rPr>
+          <w:rFonts w:ascii="思源黑体 CN Normal" w:eastAsia="思源黑体 CN Normal" w:hAnsi="思源黑体 CN Normal" w:cs="思源黑体 CN Light"/>
+          <w:sz w:val="18"/>
+          <w:szCs w:val="18"/>
+        </w:rPr>
+        <w:t>image.fixed_parp_target_regimen_sketch_map</w:t>
+      </w:r>
+      <w:proofErr w:type="spellEnd"/>
+      <w:r>
+        <w:rPr>
+          <w:rFonts w:ascii="思源黑体 CN Normal" w:eastAsia="思源黑体 CN Normal" w:hAnsi="思源黑体 CN Normal" w:cs="思源黑体 CN Light"/>
+          <w:sz w:val="18"/>
+          <w:szCs w:val="18"/>
+        </w:rPr>
+        <w:t>}}</w:t>
       </w:r>
     </w:p>
     <w:p>
